--- a/eng/docx/006.content.docx
+++ b/eng/docx/006.content.docx
@@ -27678,13 +27678,46 @@
         <w:rPr>
           <w:lang w:val="en_US" w:bidi="en_US"/>
         </w:rPr>
+        <w:t xml:space="preserve"> “Scientific Evidence for the Flood?”.</w:t>
+      </w:r>
+    </w:p>
+    <w:p>
+      <w:pPr/>
+      <w:r>
+        <w:rPr>
+          <w:lang w:val="en_US" w:bidi="en_US"/>
+        </w:rPr>
+      </w:r>
+      <w:r>
+        <w:rPr>
+          <w:i/>
+          <w:lang w:val="en_US" w:bidi="en_US"/>
+        </w:rPr>
+        <w:t>See also</w:t>
+      </w:r>
+      <w:r>
+        <w:rPr>
+          <w:lang w:val="en_US" w:bidi="en_US"/>
+        </w:rPr>
         <w:t xml:space="preserve"> </w:t>
       </w:r>
       <w:r>
         <w:rPr>
           <w:lang w:val="en_US" w:bidi="en_US"/>
         </w:rPr>
-        <w:t>“Scientific Evidence for the Flood?”</w:t>
+        <w:t>Gilgamesh Epic</w:t>
+      </w:r>
+      <w:r>
+        <w:rPr>
+          <w:lang w:val="en_US" w:bidi="en_US"/>
+        </w:rPr>
+        <w:t xml:space="preserve">; </w:t>
+      </w:r>
+      <w:r>
+        <w:rPr>
+          <w:lang w:val="en_US" w:bidi="en_US"/>
+        </w:rPr>
+        <w:t>Noah #1</w:t>
       </w:r>
       <w:r>
         <w:rPr>
@@ -27692,6 +27725,54 @@
         </w:rPr>
         <w:t>.</w:t>
       </w:r>
+      <w:r>
+        <w:rPr>
+          <w:lang w:val="en_US" w:bidi="en_US"/>
+        </w:rPr>
+      </w:r>
+      <w:r>
+        <w:rPr>
+          <w:lang w:val="en_US" w:bidi="en_US"/>
+        </w:rPr>
+      </w:r>
+    </w:p>
+    <w:p>
+      <w:pPr/>
+      <w:r>
+        <w:rPr>
+          <w:lang w:val="en_US" w:bidi="en_US"/>
+        </w:rPr>
+      </w:r>
+    </w:p>
+    <w:p>
+      <w:pPr>
+        <w:pStyle w:val="Heading2"/>
+      </w:pPr>
+      <w:r>
+        <w:rPr>
+          <w:lang w:val="en_US" w:bidi="en_US"/>
+        </w:rPr>
+        <w:t>Flood Myths</w:t>
+      </w:r>
+      <w:r>
+        <w:rPr>
+          <w:lang w:val="en_US" w:bidi="en_US"/>
+        </w:rPr>
+      </w:r>
+    </w:p>
+    <w:p>
+      <w:pPr/>
+      <w:r>
+        <w:rPr>
+          <w:lang w:val="en_US" w:bidi="en_US"/>
+        </w:rPr>
+      </w:r>
+      <w:r>
+        <w:rPr>
+          <w:lang w:val="en_US" w:bidi="en_US"/>
+        </w:rPr>
+        <w:t>Flood myths are stories about a great flood that covers the earth. Many ancient cultures have such stories.</w:t>
+      </w:r>
     </w:p>
     <w:p>
       <w:pPr/>
@@ -27705,470 +27786,698 @@
           <w:i/>
           <w:lang w:val="en_US" w:bidi="en_US"/>
         </w:rPr>
+        <w:t>See</w:t>
+      </w:r>
+      <w:r>
+        <w:rPr>
+          <w:lang w:val="en_US" w:bidi="en_US"/>
+        </w:rPr>
+        <w:t xml:space="preserve"> </w:t>
+      </w:r>
+      <w:r>
+        <w:rPr>
+          <w:lang w:val="en_US" w:bidi="en_US"/>
+        </w:rPr>
+        <w:t>Gilgamesh Epic</w:t>
+      </w:r>
+      <w:r>
+        <w:rPr>
+          <w:lang w:val="en_US" w:bidi="en_US"/>
+        </w:rPr>
+        <w:t>.</w:t>
+      </w:r>
+      <w:r>
+        <w:rPr>
+          <w:lang w:val="en_US" w:bidi="en_US"/>
+        </w:rPr>
+      </w:r>
+      <w:r>
+        <w:rPr>
+          <w:lang w:val="en_US" w:bidi="en_US"/>
+        </w:rPr>
+      </w:r>
+    </w:p>
+    <w:p>
+      <w:pPr/>
+      <w:r>
+        <w:rPr>
+          <w:lang w:val="en_US" w:bidi="en_US"/>
+        </w:rPr>
+      </w:r>
+    </w:p>
+    <w:p>
+      <w:pPr>
+        <w:pStyle w:val="Heading2"/>
+      </w:pPr>
+      <w:r>
+        <w:rPr>
+          <w:lang w:val="en_US" w:bidi="en_US"/>
+        </w:rPr>
+        <w:t>Flour</w:t>
+      </w:r>
+      <w:r>
+        <w:rPr>
+          <w:lang w:val="en_US" w:bidi="en_US"/>
+        </w:rPr>
+      </w:r>
+    </w:p>
+    <w:p>
+      <w:pPr/>
+      <w:r>
+        <w:rPr>
+          <w:lang w:val="en_US" w:bidi="en_US"/>
+        </w:rPr>
+      </w:r>
+      <w:r>
+        <w:rPr>
+          <w:lang w:val="en_US" w:bidi="en_US"/>
+        </w:rPr>
+        <w:t>A fine, powdery substance made by grinding the inner kernels of wheat. In the Bible, flour was used in baking and also for cereal offerings (</w:t>
+      </w:r>
+      <w:r>
+        <w:rPr>
+          <w:lang w:val="en_US" w:bidi="en_US"/>
+        </w:rPr>
+        <w:t>Leviticus 2</w:t>
+      </w:r>
+      <w:r>
+        <w:rPr>
+          <w:lang w:val="en_US" w:bidi="en_US"/>
+        </w:rPr>
+        <w:t xml:space="preserve">). </w:t>
+      </w:r>
+    </w:p>
+    <w:p>
+      <w:pPr/>
+      <w:r>
+        <w:rPr>
+          <w:lang w:val="en_US" w:bidi="en_US"/>
+        </w:rPr>
+      </w:r>
+      <w:r>
+        <w:rPr>
+          <w:i/>
+          <w:lang w:val="en_US" w:bidi="en_US"/>
+        </w:rPr>
+        <w:t>See</w:t>
+      </w:r>
+      <w:r>
+        <w:rPr>
+          <w:lang w:val="en_US" w:bidi="en_US"/>
+        </w:rPr>
+        <w:t xml:space="preserve"> </w:t>
+      </w:r>
+      <w:r>
+        <w:rPr>
+          <w:lang w:val="en_US" w:bidi="en_US"/>
+        </w:rPr>
+        <w:t>Food and Food Preparation</w:t>
+      </w:r>
+      <w:r>
+        <w:rPr>
+          <w:lang w:val="en_US" w:bidi="en_US"/>
+        </w:rPr>
+        <w:t>.</w:t>
+      </w:r>
+      <w:r>
+        <w:rPr>
+          <w:lang w:val="en_US" w:bidi="en_US"/>
+        </w:rPr>
+      </w:r>
+      <w:r>
+        <w:rPr>
+          <w:lang w:val="en_US" w:bidi="en_US"/>
+        </w:rPr>
+      </w:r>
+    </w:p>
+    <w:p>
+      <w:pPr/>
+      <w:r>
+        <w:rPr>
+          <w:lang w:val="en_US" w:bidi="en_US"/>
+        </w:rPr>
+      </w:r>
+    </w:p>
+    <w:p>
+      <w:pPr>
+        <w:pStyle w:val="Heading2"/>
+      </w:pPr>
+      <w:r>
+        <w:rPr>
+          <w:lang w:val="en_US" w:bidi="en_US"/>
+        </w:rPr>
+        <w:t>Flower</w:t>
+      </w:r>
+      <w:r>
+        <w:rPr>
+          <w:lang w:val="en_US" w:bidi="en_US"/>
+        </w:rPr>
+      </w:r>
+    </w:p>
+    <w:p>
+      <w:pPr/>
+      <w:r>
+        <w:rPr>
+          <w:lang w:val="en_US" w:bidi="en_US"/>
+        </w:rPr>
+      </w:r>
+      <w:r>
+        <w:rPr>
+          <w:lang w:val="en_US" w:bidi="en_US"/>
+        </w:rPr>
+        <w:t>A flower is the part of a plant that produces seeds and often has colorful petals. Flowers attract insects or animals, which help the plant spread its seeds.</w:t>
+      </w:r>
+    </w:p>
+    <w:p>
+      <w:pPr/>
+      <w:r>
+        <w:rPr>
+          <w:lang w:val="en_US" w:bidi="en_US"/>
+        </w:rPr>
+      </w:r>
+      <w:r>
+        <w:rPr>
+          <w:lang w:val="en_US" w:bidi="en_US"/>
+        </w:rPr>
+        <w:t xml:space="preserve">In the Bible, flowers are sometimes used to symbolize beauty or the shortness of life (for example, </w:t>
+      </w:r>
+      <w:r>
+        <w:rPr>
+          <w:lang w:val="en_US" w:bidi="en_US"/>
+        </w:rPr>
+        <w:t>Isaiah 40:6–8</w:t>
+      </w:r>
+      <w:r>
+        <w:rPr>
+          <w:lang w:val="en_US" w:bidi="en_US"/>
+        </w:rPr>
+        <w:t>).</w:t>
+      </w:r>
+    </w:p>
+    <w:p>
+      <w:pPr/>
+      <w:r>
+        <w:rPr>
+          <w:lang w:val="en_US" w:bidi="en_US"/>
+        </w:rPr>
+      </w:r>
+      <w:r>
+        <w:rPr>
+          <w:i/>
+          <w:lang w:val="en_US" w:bidi="en_US"/>
+        </w:rPr>
+        <w:t>See</w:t>
+      </w:r>
+      <w:r>
+        <w:rPr>
+          <w:lang w:val="en_US" w:bidi="en_US"/>
+        </w:rPr>
+        <w:t xml:space="preserve"> </w:t>
+      </w:r>
+      <w:r>
+        <w:rPr>
+          <w:lang w:val="en_US" w:bidi="en_US"/>
+        </w:rPr>
+        <w:t>Plants</w:t>
+      </w:r>
+      <w:r>
+        <w:rPr>
+          <w:lang w:val="en_US" w:bidi="en_US"/>
+        </w:rPr>
+        <w:t>.</w:t>
+      </w:r>
+      <w:r>
+        <w:rPr>
+          <w:lang w:val="en_US" w:bidi="en_US"/>
+        </w:rPr>
+      </w:r>
+      <w:r>
+        <w:rPr>
+          <w:lang w:val="en_US" w:bidi="en_US"/>
+        </w:rPr>
+      </w:r>
+    </w:p>
+    <w:p>
+      <w:pPr/>
+      <w:r>
+        <w:rPr>
+          <w:lang w:val="en_US" w:bidi="en_US"/>
+        </w:rPr>
+      </w:r>
+    </w:p>
+    <w:p>
+      <w:pPr>
+        <w:pStyle w:val="Heading2"/>
+      </w:pPr>
+      <w:r>
+        <w:rPr>
+          <w:lang w:val="en_US" w:bidi="en_US"/>
+        </w:rPr>
+        <w:t>Flute</w:t>
+      </w:r>
+      <w:r>
+        <w:rPr>
+          <w:lang w:val="en_US" w:bidi="en_US"/>
+        </w:rPr>
+      </w:r>
+    </w:p>
+    <w:p>
+      <w:pPr/>
+      <w:r>
+        <w:rPr>
+          <w:lang w:val="en_US" w:bidi="en_US"/>
+        </w:rPr>
+      </w:r>
+      <w:r>
+        <w:rPr>
+          <w:lang w:val="en_US" w:bidi="en_US"/>
+        </w:rPr>
+        <w:t xml:space="preserve">Translation of several Hebrew words designating various kinds of wind instruments played by blowing across or through a hole. </w:t>
+      </w:r>
+      <w:r>
+        <w:rPr>
+          <w:i/>
+          <w:lang w:val="en_US" w:bidi="en_US"/>
+        </w:rPr>
+        <w:t>See</w:t>
+      </w:r>
+      <w:r>
+        <w:rPr>
+          <w:lang w:val="en_US" w:bidi="en_US"/>
+        </w:rPr>
+        <w:t xml:space="preserve"> </w:t>
+      </w:r>
+      <w:r>
+        <w:rPr>
+          <w:lang w:val="en_US" w:bidi="en_US"/>
+        </w:rPr>
+        <w:t>Musical Instruments (Halil)</w:t>
+      </w:r>
+      <w:r>
+        <w:rPr>
+          <w:lang w:val="en_US" w:bidi="en_US"/>
+        </w:rPr>
+        <w:t>.</w:t>
+      </w:r>
+      <w:r>
+        <w:rPr>
+          <w:lang w:val="en_US" w:bidi="en_US"/>
+        </w:rPr>
+      </w:r>
+      <w:r>
+        <w:rPr>
+          <w:lang w:val="en_US" w:bidi="en_US"/>
+        </w:rPr>
+      </w:r>
+    </w:p>
+    <w:p>
+      <w:pPr/>
+      <w:r>
+        <w:rPr>
+          <w:lang w:val="en_US" w:bidi="en_US"/>
+        </w:rPr>
+      </w:r>
+    </w:p>
+    <w:p>
+      <w:pPr>
+        <w:pStyle w:val="Heading2"/>
+      </w:pPr>
+      <w:r>
+        <w:rPr>
+          <w:lang w:val="en_US" w:bidi="en_US"/>
+        </w:rPr>
+        <w:t>Fly</w:t>
+      </w:r>
+      <w:r>
+        <w:rPr>
+          <w:lang w:val="en_US" w:bidi="en_US"/>
+        </w:rPr>
+      </w:r>
+    </w:p>
+    <w:p>
+      <w:pPr/>
+      <w:r>
+        <w:rPr>
+          <w:lang w:val="en_US" w:bidi="en_US"/>
+        </w:rPr>
+      </w:r>
+      <w:r>
+        <w:rPr>
+          <w:lang w:val="en_US" w:bidi="en_US"/>
+        </w:rPr>
+        <w:t>A fly is an insect with two wings. It belongs to a group of insects called Diptera. However, people also use the word “fly” for other winged insects, such as dragonflies and butterflies, even though they belong to different groups.</w:t>
+      </w:r>
+    </w:p>
+    <w:p>
+      <w:pPr>
+        <w:pStyle w:val="Heading3"/>
+      </w:pPr>
+      <w:r>
+        <w:rPr>
+          <w:lang w:val="en_US" w:bidi="en_US"/>
+        </w:rPr>
+        <w:t>Types of Flies</w:t>
+      </w:r>
+    </w:p>
+    <w:p>
+      <w:pPr/>
+      <w:r>
+        <w:rPr>
+          <w:lang w:val="en_US" w:bidi="en_US"/>
+        </w:rPr>
+      </w:r>
+      <w:r>
+        <w:rPr>
+          <w:lang w:val="en_US" w:bidi="en_US"/>
+        </w:rPr>
+        <w:t xml:space="preserve">Scripture mentions several species, including the common housefly in </w:t>
+      </w:r>
+      <w:r>
+        <w:rPr>
+          <w:lang w:val="en_US" w:bidi="en_US"/>
+        </w:rPr>
+        <w:t>Ecclesiastes 10:1</w:t>
+      </w:r>
+      <w:r>
+        <w:rPr>
+          <w:lang w:val="en_US" w:bidi="en_US"/>
+        </w:rPr>
+        <w:t xml:space="preserve"> and the horsefly in </w:t>
+      </w:r>
+      <w:r>
+        <w:rPr>
+          <w:lang w:val="en_US" w:bidi="en_US"/>
+        </w:rPr>
+        <w:t>Isaiah 7:18</w:t>
+      </w:r>
+      <w:r>
+        <w:rPr>
+          <w:lang w:val="en_US" w:bidi="en_US"/>
+        </w:rPr>
+        <w:t xml:space="preserve">. </w:t>
+      </w:r>
+    </w:p>
+    <w:p>
+      <w:pPr/>
+      <w:r>
+        <w:rPr>
+          <w:lang w:val="en_US" w:bidi="en_US"/>
+        </w:rPr>
+      </w:r>
+      <w:r>
+        <w:rPr>
+          <w:lang w:val="en_US" w:bidi="en_US"/>
+        </w:rPr>
+        <w:t xml:space="preserve">As in almost all parts of the world, flies are abundant in Palestine. One of the most numerous is the common housefly </w:t>
+      </w:r>
+      <w:r>
+        <w:rPr>
+          <w:i/>
+          <w:lang w:val="en_US" w:bidi="en_US"/>
+        </w:rPr>
+        <w:t xml:space="preserve">(Musca domestica). </w:t>
+      </w:r>
+      <w:r>
+        <w:rPr>
+          <w:lang w:val="en_US" w:bidi="en_US"/>
+        </w:rPr>
+        <w:t>It is found mostly around dung heaps and garbage. The female lays her eggs, out of which emerge white maggots that feed on refuse. After a few days, the maggot develops into a cocoon, out of which emerges the adult housefly. In the summer, the whole cycle lasts about 12 days, so a fly can breed about 20 generations a year.</w:t>
+      </w:r>
+    </w:p>
+    <w:p>
+      <w:pPr/>
+      <w:r>
+        <w:rPr>
+          <w:lang w:val="en_US" w:bidi="en_US"/>
+        </w:rPr>
+      </w:r>
+      <w:r>
+        <w:rPr>
+          <w:lang w:val="en_US" w:bidi="en_US"/>
+        </w:rPr>
+        <w:t xml:space="preserve">Another fly common to Palestine is the botfly (family Oestridae). It irritates livestock and spreads diseases. The Tabanid flies (family Tabanidae), like the horsefly (genus </w:t>
+      </w:r>
+      <w:r>
+        <w:rPr>
+          <w:i/>
+          <w:lang w:val="en_US" w:bidi="en_US"/>
+        </w:rPr>
+        <w:t>Tabanus</w:t>
+      </w:r>
+      <w:r>
+        <w:rPr>
+          <w:lang w:val="en_US" w:bidi="en_US"/>
+        </w:rPr>
+        <w:t>) and related species, also live in Palestine. Both the botfly and horsefly are called gadflies because of the constant torment they cause. Babylonian King Nebuchadnezzar is spoken of as a gadfly because he invaded Egypt (</w:t>
+      </w:r>
+      <w:r>
+        <w:rPr>
+          <w:lang w:val="en_US" w:bidi="en_US"/>
+        </w:rPr>
+        <w:t>Jeremiah 46:20</w:t>
+      </w:r>
+      <w:r>
+        <w:rPr>
+          <w:lang w:val="en_US" w:bidi="en_US"/>
+        </w:rPr>
+        <w:t>).</w:t>
+      </w:r>
+    </w:p>
+    <w:p>
+      <w:pPr/>
+      <w:r>
+        <w:rPr>
+          <w:lang w:val="en_US" w:bidi="en_US"/>
+        </w:rPr>
+      </w:r>
+      <w:r>
+        <w:rPr>
+          <w:lang w:val="en_US" w:bidi="en_US"/>
+        </w:rPr>
+        <w:t>The fourth plague in Egypt before the exodus was “swarms of flies” (</w:t>
+      </w:r>
+      <w:r>
+        <w:rPr>
+          <w:lang w:val="en_US" w:bidi="en_US"/>
+        </w:rPr>
+        <w:t>Exodus 8:21–31</w:t>
+      </w:r>
+      <w:r>
+        <w:rPr>
+          <w:lang w:val="en_US" w:bidi="en_US"/>
+        </w:rPr>
+        <w:t xml:space="preserve">; compare </w:t>
+      </w:r>
+      <w:r>
+        <w:rPr>
+          <w:lang w:val="en_US" w:bidi="en_US"/>
+        </w:rPr>
+        <w:t>Psalms 78:45</w:t>
+      </w:r>
+      <w:r>
+        <w:rPr>
+          <w:lang w:val="en_US" w:bidi="en_US"/>
+        </w:rPr>
+        <w:t xml:space="preserve">; </w:t>
+      </w:r>
+      <w:r>
+        <w:rPr>
+          <w:lang w:val="en_US" w:bidi="en_US"/>
+        </w:rPr>
+        <w:t>105:31</w:t>
+      </w:r>
+      <w:r>
+        <w:rPr>
+          <w:lang w:val="en_US" w:bidi="en_US"/>
+        </w:rPr>
+        <w:t xml:space="preserve">). Those swarms may have included any or all the flies mentioned above. The maggots mentioned in </w:t>
+      </w:r>
+      <w:r>
+        <w:rPr>
+          <w:lang w:val="en_US" w:bidi="en_US"/>
+        </w:rPr>
+        <w:t>Job 25:6</w:t>
+      </w:r>
+      <w:r>
+        <w:rPr>
+          <w:lang w:val="en_US" w:bidi="en_US"/>
+        </w:rPr>
+        <w:t xml:space="preserve"> and </w:t>
+      </w:r>
+      <w:r>
+        <w:rPr>
+          <w:lang w:val="en_US" w:bidi="en_US"/>
+        </w:rPr>
+        <w:t>Isaiah 14:11</w:t>
+      </w:r>
+      <w:r>
+        <w:rPr>
+          <w:lang w:val="en_US" w:bidi="en_US"/>
+        </w:rPr>
+        <w:t xml:space="preserve"> and the worms in </w:t>
+      </w:r>
+      <w:r>
+        <w:rPr>
+          <w:lang w:val="en_US" w:bidi="en_US"/>
+        </w:rPr>
+        <w:t>Exodus 16:24</w:t>
+      </w:r>
+      <w:r>
+        <w:rPr>
+          <w:lang w:val="en_US" w:bidi="en_US"/>
+        </w:rPr>
+        <w:t xml:space="preserve"> and </w:t>
+      </w:r>
+      <w:r>
+        <w:rPr>
+          <w:lang w:val="en_US" w:bidi="en_US"/>
+        </w:rPr>
+        <w:t>Job 7:5</w:t>
+      </w:r>
+      <w:r>
+        <w:rPr>
+          <w:lang w:val="en_US" w:bidi="en_US"/>
+        </w:rPr>
+        <w:t xml:space="preserve"> and </w:t>
+      </w:r>
+      <w:r>
+        <w:rPr>
+          <w:lang w:val="en_US" w:bidi="en_US"/>
+        </w:rPr>
+        <w:t>17:14</w:t>
+      </w:r>
+      <w:r>
+        <w:rPr>
+          <w:lang w:val="en_US" w:bidi="en_US"/>
+        </w:rPr>
+        <w:t xml:space="preserve"> were probably fly larvae.</w:t>
+      </w:r>
+    </w:p>
+    <w:p>
+      <w:pPr/>
+      <w:r>
+        <w:rPr>
+          <w:lang w:val="en_US" w:bidi="en_US"/>
+        </w:rPr>
+      </w:r>
+      <w:r>
+        <w:rPr>
+          <w:lang w:val="en_US" w:bidi="en_US"/>
+        </w:rPr>
+        <w:t xml:space="preserve">A proverb in </w:t>
+      </w:r>
+      <w:r>
+        <w:rPr>
+          <w:lang w:val="en_US" w:bidi="en_US"/>
+        </w:rPr>
+        <w:t>Ecclesiastes 10:1</w:t>
+      </w:r>
+      <w:r>
+        <w:rPr>
+          <w:lang w:val="en_US" w:bidi="en_US"/>
+        </w:rPr>
+        <w:t xml:space="preserve"> probably refers to the housefly. It would be attracted to an open, perfumed ointment bottle. Once inside, it would drown and eventually decay, causing the ointment to spoil and stink. The fly is also referred to in </w:t>
+      </w:r>
+      <w:r>
+        <w:rPr>
+          <w:lang w:val="en_US" w:bidi="en_US"/>
+        </w:rPr>
+        <w:t>Isaiah 7:18,</w:t>
+      </w:r>
+      <w:r>
+        <w:rPr>
+          <w:lang w:val="en_US" w:bidi="en_US"/>
+        </w:rPr>
+        <w:t xml:space="preserve"> where it symbolizes Egypt. Isaiah may have meant a horsefly (</w:t>
+      </w:r>
+      <w:r>
+        <w:rPr>
+          <w:i/>
+          <w:lang w:val="en_US" w:bidi="en_US"/>
+        </w:rPr>
+        <w:t>Tabanus arenivagus</w:t>
+      </w:r>
+      <w:r>
+        <w:rPr>
+          <w:lang w:val="en_US" w:bidi="en_US"/>
+        </w:rPr>
+        <w:t>). It attacks humans and animals.</w:t>
+      </w:r>
+    </w:p>
+    <w:p>
+      <w:pPr>
+        <w:pStyle w:val="Heading3"/>
+      </w:pPr>
+      <w:r>
+        <w:rPr>
+          <w:lang w:val="en_US" w:bidi="en_US"/>
+        </w:rPr>
+        <w:t>The Philistine God Called the "Lord of the Flies"</w:t>
+      </w:r>
+    </w:p>
+    <w:p>
+      <w:pPr/>
+      <w:r>
+        <w:rPr>
+          <w:lang w:val="en_US" w:bidi="en_US"/>
+        </w:rPr>
+      </w:r>
+      <w:r>
+        <w:rPr>
+          <w:lang w:val="en_US" w:bidi="en_US"/>
+        </w:rPr>
+        <w:t>The Philistines that lived in the city of Ekron worshiped a god named Baal-zebul. The name Baal-zebul means “Lord of the high places.” The Hebrews mockingly call them "Baal-zebub," meaning “Lord of the flies” (</w:t>
+      </w:r>
+      <w:r>
+        <w:rPr>
+          <w:lang w:val="en_US" w:bidi="en_US"/>
+        </w:rPr>
+        <w:t>2 Kings 1:2</w:t>
+      </w:r>
+      <w:r>
+        <w:rPr>
+          <w:lang w:val="en_US" w:bidi="en_US"/>
+        </w:rPr>
+        <w:t>). The New Testament calls them Beelzebub (</w:t>
+      </w:r>
+      <w:r>
+        <w:rPr>
+          <w:lang w:val="en_US" w:bidi="en_US"/>
+        </w:rPr>
+        <w:t>Matthew 10:25</w:t>
+      </w:r>
+      <w:r>
+        <w:rPr>
+          <w:lang w:val="en_US" w:bidi="en_US"/>
+        </w:rPr>
+        <w:t xml:space="preserve">; </w:t>
+      </w:r>
+      <w:r>
+        <w:rPr>
+          <w:lang w:val="en_US" w:bidi="en_US"/>
+        </w:rPr>
+        <w:t>12:24, 27</w:t>
+      </w:r>
+      <w:r>
+        <w:rPr>
+          <w:lang w:val="en_US" w:bidi="en_US"/>
+        </w:rPr>
+        <w:t>).</w:t>
+      </w:r>
+    </w:p>
+    <w:p>
+      <w:pPr/>
+      <w:r>
+        <w:rPr>
+          <w:lang w:val="en_US" w:bidi="en_US"/>
+        </w:rPr>
+      </w:r>
+      <w:r>
+        <w:rPr>
+          <w:i/>
+          <w:lang w:val="en_US" w:bidi="en_US"/>
+        </w:rPr>
         <w:t>See also</w:t>
-      </w:r>
-      <w:r>
-        <w:rPr>
-          <w:lang w:val="en_US" w:bidi="en_US"/>
-        </w:rPr>
-        <w:t xml:space="preserve"> </w:t>
-      </w:r>
-      <w:r>
-        <w:rPr>
-          <w:lang w:val="en_US" w:bidi="en_US"/>
-        </w:rPr>
-        <w:t>Gilgamesh Epic</w:t>
-      </w:r>
-      <w:r>
-        <w:rPr>
-          <w:lang w:val="en_US" w:bidi="en_US"/>
-        </w:rPr>
-        <w:t xml:space="preserve">; </w:t>
-      </w:r>
-      <w:r>
-        <w:rPr>
-          <w:lang w:val="en_US" w:bidi="en_US"/>
-        </w:rPr>
-        <w:t>Noah #1</w:t>
-      </w:r>
-      <w:r>
-        <w:rPr>
-          <w:lang w:val="en_US" w:bidi="en_US"/>
-        </w:rPr>
-        <w:t>.</w:t>
-      </w:r>
-      <w:r>
-        <w:rPr>
-          <w:lang w:val="en_US" w:bidi="en_US"/>
-        </w:rPr>
-      </w:r>
-      <w:r>
-        <w:rPr>
-          <w:lang w:val="en_US" w:bidi="en_US"/>
-        </w:rPr>
-      </w:r>
-    </w:p>
-    <w:p>
-      <w:pPr/>
-      <w:r>
-        <w:rPr>
-          <w:lang w:val="en_US" w:bidi="en_US"/>
-        </w:rPr>
-      </w:r>
-    </w:p>
-    <w:p>
-      <w:pPr>
-        <w:pStyle w:val="Heading2"/>
-      </w:pPr>
-      <w:r>
-        <w:rPr>
-          <w:lang w:val="en_US" w:bidi="en_US"/>
-        </w:rPr>
-        <w:t>Flood Myths</w:t>
-      </w:r>
-      <w:r>
-        <w:rPr>
-          <w:lang w:val="en_US" w:bidi="en_US"/>
-        </w:rPr>
-      </w:r>
-    </w:p>
-    <w:p>
-      <w:pPr/>
-      <w:r>
-        <w:rPr>
-          <w:lang w:val="en_US" w:bidi="en_US"/>
-        </w:rPr>
-      </w:r>
-      <w:r>
-        <w:rPr>
-          <w:lang w:val="en_US" w:bidi="en_US"/>
-        </w:rPr>
-        <w:t>Flood myths are stories about a great flood that covers the earth. Many ancient cultures have such stories.</w:t>
-      </w:r>
-    </w:p>
-    <w:p>
-      <w:pPr/>
-      <w:r>
-        <w:rPr>
-          <w:lang w:val="en_US" w:bidi="en_US"/>
-        </w:rPr>
-      </w:r>
-      <w:r>
-        <w:rPr>
-          <w:i/>
-          <w:lang w:val="en_US" w:bidi="en_US"/>
-        </w:rPr>
-        <w:t>See</w:t>
-      </w:r>
-      <w:r>
-        <w:rPr>
-          <w:lang w:val="en_US" w:bidi="en_US"/>
-        </w:rPr>
-        <w:t xml:space="preserve"> </w:t>
-      </w:r>
-      <w:r>
-        <w:rPr>
-          <w:lang w:val="en_US" w:bidi="en_US"/>
-        </w:rPr>
-        <w:t>Gilgamesh Epic</w:t>
-      </w:r>
-      <w:r>
-        <w:rPr>
-          <w:lang w:val="en_US" w:bidi="en_US"/>
-        </w:rPr>
-        <w:t>.</w:t>
-      </w:r>
-      <w:r>
-        <w:rPr>
-          <w:lang w:val="en_US" w:bidi="en_US"/>
-        </w:rPr>
-      </w:r>
-      <w:r>
-        <w:rPr>
-          <w:lang w:val="en_US" w:bidi="en_US"/>
-        </w:rPr>
-      </w:r>
-    </w:p>
-    <w:p>
-      <w:pPr/>
-      <w:r>
-        <w:rPr>
-          <w:lang w:val="en_US" w:bidi="en_US"/>
-        </w:rPr>
-      </w:r>
-    </w:p>
-    <w:p>
-      <w:pPr>
-        <w:pStyle w:val="Heading2"/>
-      </w:pPr>
-      <w:r>
-        <w:rPr>
-          <w:lang w:val="en_US" w:bidi="en_US"/>
-        </w:rPr>
-        <w:t>Flour</w:t>
-      </w:r>
-      <w:r>
-        <w:rPr>
-          <w:lang w:val="en_US" w:bidi="en_US"/>
-        </w:rPr>
-      </w:r>
-    </w:p>
-    <w:p>
-      <w:pPr/>
-      <w:r>
-        <w:rPr>
-          <w:lang w:val="en_US" w:bidi="en_US"/>
-        </w:rPr>
-      </w:r>
-      <w:r>
-        <w:rPr>
-          <w:lang w:val="en_US" w:bidi="en_US"/>
-        </w:rPr>
-        <w:t>A fine, powdery substance made by grinding the inner kernels of wheat. In the Bible, flour was used in baking and also for cereal offerings (</w:t>
-      </w:r>
-      <w:r>
-        <w:rPr>
-          <w:lang w:val="en_US" w:bidi="en_US"/>
-        </w:rPr>
-        <w:t>Leviticus 2</w:t>
-      </w:r>
-      <w:r>
-        <w:rPr>
-          <w:lang w:val="en_US" w:bidi="en_US"/>
-        </w:rPr>
-        <w:t xml:space="preserve">). </w:t>
-      </w:r>
-    </w:p>
-    <w:p>
-      <w:pPr/>
-      <w:r>
-        <w:rPr>
-          <w:lang w:val="en_US" w:bidi="en_US"/>
-        </w:rPr>
-      </w:r>
-      <w:r>
-        <w:rPr>
-          <w:i/>
-          <w:lang w:val="en_US" w:bidi="en_US"/>
-        </w:rPr>
-        <w:t>See</w:t>
-      </w:r>
-      <w:r>
-        <w:rPr>
-          <w:lang w:val="en_US" w:bidi="en_US"/>
-        </w:rPr>
-        <w:t xml:space="preserve"> </w:t>
-      </w:r>
-      <w:r>
-        <w:rPr>
-          <w:lang w:val="en_US" w:bidi="en_US"/>
-        </w:rPr>
-        <w:t>Food and Food Preparation</w:t>
-      </w:r>
-      <w:r>
-        <w:rPr>
-          <w:lang w:val="en_US" w:bidi="en_US"/>
-        </w:rPr>
-        <w:t>.</w:t>
-      </w:r>
-      <w:r>
-        <w:rPr>
-          <w:lang w:val="en_US" w:bidi="en_US"/>
-        </w:rPr>
-      </w:r>
-      <w:r>
-        <w:rPr>
-          <w:lang w:val="en_US" w:bidi="en_US"/>
-        </w:rPr>
-      </w:r>
-    </w:p>
-    <w:p>
-      <w:pPr/>
-      <w:r>
-        <w:rPr>
-          <w:lang w:val="en_US" w:bidi="en_US"/>
-        </w:rPr>
-      </w:r>
-    </w:p>
-    <w:p>
-      <w:pPr>
-        <w:pStyle w:val="Heading2"/>
-      </w:pPr>
-      <w:r>
-        <w:rPr>
-          <w:lang w:val="en_US" w:bidi="en_US"/>
-        </w:rPr>
-        <w:t>Flower</w:t>
-      </w:r>
-      <w:r>
-        <w:rPr>
-          <w:lang w:val="en_US" w:bidi="en_US"/>
-        </w:rPr>
-      </w:r>
-    </w:p>
-    <w:p>
-      <w:pPr/>
-      <w:r>
-        <w:rPr>
-          <w:lang w:val="en_US" w:bidi="en_US"/>
-        </w:rPr>
-      </w:r>
-      <w:r>
-        <w:rPr>
-          <w:lang w:val="en_US" w:bidi="en_US"/>
-        </w:rPr>
-        <w:t>A flower is the part of a plant that produces seeds and often has colorful petals. Flowers attract insects or animals, which help the plant spread its seeds.</w:t>
-      </w:r>
-    </w:p>
-    <w:p>
-      <w:pPr/>
-      <w:r>
-        <w:rPr>
-          <w:lang w:val="en_US" w:bidi="en_US"/>
-        </w:rPr>
-      </w:r>
-      <w:r>
-        <w:rPr>
-          <w:lang w:val="en_US" w:bidi="en_US"/>
-        </w:rPr>
-        <w:t xml:space="preserve">In the Bible, flowers are sometimes used to symbolize beauty or the shortness of life (for example, </w:t>
-      </w:r>
-      <w:r>
-        <w:rPr>
-          <w:lang w:val="en_US" w:bidi="en_US"/>
-        </w:rPr>
-        <w:t>Isaiah 40:6–8</w:t>
-      </w:r>
-      <w:r>
-        <w:rPr>
-          <w:lang w:val="en_US" w:bidi="en_US"/>
-        </w:rPr>
-        <w:t>).</w:t>
-      </w:r>
-    </w:p>
-    <w:p>
-      <w:pPr/>
-      <w:r>
-        <w:rPr>
-          <w:lang w:val="en_US" w:bidi="en_US"/>
-        </w:rPr>
-      </w:r>
-      <w:r>
-        <w:rPr>
-          <w:i/>
-          <w:lang w:val="en_US" w:bidi="en_US"/>
-        </w:rPr>
-        <w:t>See</w:t>
-      </w:r>
-      <w:r>
-        <w:rPr>
-          <w:lang w:val="en_US" w:bidi="en_US"/>
-        </w:rPr>
-        <w:t xml:space="preserve"> </w:t>
-      </w:r>
-      <w:r>
-        <w:rPr>
-          <w:lang w:val="en_US" w:bidi="en_US"/>
-        </w:rPr>
-        <w:t>Plants</w:t>
-      </w:r>
-      <w:r>
-        <w:rPr>
-          <w:lang w:val="en_US" w:bidi="en_US"/>
-        </w:rPr>
-        <w:t>.</w:t>
-      </w:r>
-      <w:r>
-        <w:rPr>
-          <w:lang w:val="en_US" w:bidi="en_US"/>
-        </w:rPr>
-      </w:r>
-      <w:r>
-        <w:rPr>
-          <w:lang w:val="en_US" w:bidi="en_US"/>
-        </w:rPr>
-      </w:r>
-    </w:p>
-    <w:p>
-      <w:pPr/>
-      <w:r>
-        <w:rPr>
-          <w:lang w:val="en_US" w:bidi="en_US"/>
-        </w:rPr>
-      </w:r>
-    </w:p>
-    <w:p>
-      <w:pPr>
-        <w:pStyle w:val="Heading2"/>
-      </w:pPr>
-      <w:r>
-        <w:rPr>
-          <w:lang w:val="en_US" w:bidi="en_US"/>
-        </w:rPr>
-        <w:t>Flute</w:t>
-      </w:r>
-      <w:r>
-        <w:rPr>
-          <w:lang w:val="en_US" w:bidi="en_US"/>
-        </w:rPr>
-      </w:r>
-    </w:p>
-    <w:p>
-      <w:pPr/>
-      <w:r>
-        <w:rPr>
-          <w:lang w:val="en_US" w:bidi="en_US"/>
-        </w:rPr>
-      </w:r>
-      <w:r>
-        <w:rPr>
-          <w:lang w:val="en_US" w:bidi="en_US"/>
-        </w:rPr>
-        <w:t xml:space="preserve">Translation of several Hebrew words designating various kinds of wind instruments played by blowing across or through a hole. </w:t>
-      </w:r>
-      <w:r>
-        <w:rPr>
-          <w:i/>
-          <w:lang w:val="en_US" w:bidi="en_US"/>
-        </w:rPr>
-        <w:t>See</w:t>
-      </w:r>
-      <w:r>
-        <w:rPr>
-          <w:lang w:val="en_US" w:bidi="en_US"/>
-        </w:rPr>
-        <w:t xml:space="preserve"> </w:t>
-      </w:r>
-      <w:r>
-        <w:rPr>
-          <w:lang w:val="en_US" w:bidi="en_US"/>
-        </w:rPr>
-        <w:t>Musical Instruments (Halil)</w:t>
-      </w:r>
-      <w:r>
-        <w:rPr>
-          <w:lang w:val="en_US" w:bidi="en_US"/>
-        </w:rPr>
-        <w:t>.</w:t>
-      </w:r>
-      <w:r>
-        <w:rPr>
-          <w:lang w:val="en_US" w:bidi="en_US"/>
-        </w:rPr>
-      </w:r>
-      <w:r>
-        <w:rPr>
-          <w:lang w:val="en_US" w:bidi="en_US"/>
-        </w:rPr>
-      </w:r>
-    </w:p>
-    <w:p>
-      <w:pPr/>
-      <w:r>
-        <w:rPr>
-          <w:lang w:val="en_US" w:bidi="en_US"/>
-        </w:rPr>
-      </w:r>
-    </w:p>
-    <w:p>
-      <w:pPr>
-        <w:pStyle w:val="Heading2"/>
-      </w:pPr>
-      <w:r>
-        <w:rPr>
-          <w:lang w:val="en_US" w:bidi="en_US"/>
-        </w:rPr>
-        <w:t>Fly</w:t>
-      </w:r>
-      <w:r>
-        <w:rPr>
-          <w:lang w:val="en_US" w:bidi="en_US"/>
-        </w:rPr>
-      </w:r>
-    </w:p>
-    <w:p>
-      <w:pPr/>
-      <w:r>
-        <w:rPr>
-          <w:lang w:val="en_US" w:bidi="en_US"/>
-        </w:rPr>
-      </w:r>
-      <w:r>
-        <w:rPr>
-          <w:lang w:val="en_US" w:bidi="en_US"/>
-        </w:rPr>
-        <w:t>Two-winged insect. In Scripture, several species are in view, including the common housefly (</w:t>
-      </w:r>
-      <w:r>
-        <w:rPr>
-          <w:lang w:val="en_US" w:bidi="en_US"/>
-        </w:rPr>
-        <w:t>Eccl 10:1</w:t>
-      </w:r>
-      <w:r>
-        <w:rPr>
-          <w:lang w:val="en_US" w:bidi="en_US"/>
-        </w:rPr>
-        <w:t>) and the horsefly (</w:t>
-      </w:r>
-      <w:r>
-        <w:rPr>
-          <w:lang w:val="en_US" w:bidi="en_US"/>
-        </w:rPr>
-        <w:t>Is 7:18</w:t>
-      </w:r>
-      <w:r>
-        <w:rPr>
-          <w:lang w:val="en_US" w:bidi="en_US"/>
-        </w:rPr>
-        <w:t xml:space="preserve">). </w:t>
-      </w:r>
-      <w:r>
-        <w:rPr>
-          <w:i/>
-          <w:lang w:val="en_US" w:bidi="en_US"/>
-        </w:rPr>
-        <w:t>See</w:t>
       </w:r>
       <w:r>
         <w:rPr>
@@ -34703,123 +35012,6 @@
         <w:rPr>
           <w:lang w:val="en_US" w:bidi="en_US"/>
         </w:rPr>
-        <w:t>Forgetfulness, Land of</w:t>
-      </w:r>
-      <w:r>
-        <w:rPr>
-          <w:lang w:val="en_US" w:bidi="en_US"/>
-        </w:rPr>
-      </w:r>
-    </w:p>
-    <w:p>
-      <w:pPr/>
-      <w:r>
-        <w:rPr>
-          <w:lang w:val="en_US" w:bidi="en_US"/>
-        </w:rPr>
-      </w:r>
-      <w:r>
-        <w:rPr>
-          <w:lang w:val="en_US" w:bidi="en_US"/>
-        </w:rPr>
-        <w:t>Euphemism for the abode of the dead. Once in the land of forgetfulness, the dead are thought to be forgotten by God (</w:t>
-      </w:r>
-      <w:r>
-        <w:rPr>
-          <w:lang w:val="en_US" w:bidi="en_US"/>
-        </w:rPr>
-        <w:t>Ps 88:12</w:t>
-      </w:r>
-      <w:r>
-        <w:rPr>
-          <w:lang w:val="en_US" w:bidi="en_US"/>
-        </w:rPr>
-        <w:t>) and people (</w:t>
-      </w:r>
-      <w:r>
-        <w:rPr>
-          <w:lang w:val="en_US" w:bidi="en_US"/>
-        </w:rPr>
-        <w:t>Eccl 9:5–6</w:t>
-      </w:r>
-      <w:r>
-        <w:rPr>
-          <w:lang w:val="en_US" w:bidi="en_US"/>
-        </w:rPr>
-        <w:t xml:space="preserve">) alike. </w:t>
-      </w:r>
-      <w:r>
-        <w:rPr>
-          <w:lang w:val="en_US" w:bidi="en_US"/>
-        </w:rPr>
-        <w:t>Job 14:21–22</w:t>
-      </w:r>
-      <w:r>
-        <w:rPr>
-          <w:lang w:val="en_US" w:bidi="en_US"/>
-        </w:rPr>
-        <w:t>, suggests, however, that the deceased retain some self-consciousness in Sheol.</w:t>
-      </w:r>
-    </w:p>
-    <w:p>
-      <w:pPr/>
-      <w:r>
-        <w:rPr>
-          <w:lang w:val="en_US" w:bidi="en_US"/>
-        </w:rPr>
-      </w:r>
-      <w:r>
-        <w:rPr>
-          <w:i/>
-          <w:lang w:val="en_US" w:bidi="en_US"/>
-        </w:rPr>
-        <w:t>See also</w:t>
-      </w:r>
-      <w:r>
-        <w:rPr>
-          <w:lang w:val="en_US" w:bidi="en_US"/>
-        </w:rPr>
-        <w:t xml:space="preserve"> </w:t>
-      </w:r>
-      <w:r>
-        <w:rPr>
-          <w:lang w:val="en_US" w:bidi="en_US"/>
-        </w:rPr>
-        <w:t>Sheol</w:t>
-      </w:r>
-      <w:r>
-        <w:rPr>
-          <w:lang w:val="en_US" w:bidi="en_US"/>
-        </w:rPr>
-        <w:t>.</w:t>
-      </w:r>
-      <w:r>
-        <w:rPr>
-          <w:lang w:val="en_US" w:bidi="en_US"/>
-        </w:rPr>
-      </w:r>
-      <w:r>
-        <w:rPr>
-          <w:lang w:val="en_US" w:bidi="en_US"/>
-        </w:rPr>
-      </w:r>
-    </w:p>
-    <w:p>
-      <w:pPr/>
-      <w:r>
-        <w:rPr>
-          <w:lang w:val="en_US" w:bidi="en_US"/>
-        </w:rPr>
-      </w:r>
-    </w:p>
-    <w:p>
-      <w:pPr>
-        <w:pStyle w:val="Heading2"/>
-      </w:pPr>
-      <w:r>
-        <w:rPr>
-          <w:lang w:val="en_US" w:bidi="en_US"/>
-        </w:rPr>
         <w:t>Forgiveness</w:t>
       </w:r>
       <w:r>
@@ -40355,90 +40547,6 @@
           <w:lang w:val="en_US" w:bidi="en_US"/>
         </w:rPr>
         <w:t>Paul then compares two ways of living: following selfish desires versus following the Spirit. When the Spirit guides someone, they show love, joy, peace, patience, kindness, goodness, faithfulness, gentleness, and self-control. These are not gifts of the spirit. Instead, they are graces—virtues from God that show up in someone's life when the Holy Spirit guides them.</w:t>
-      </w:r>
-      <w:r>
-        <w:rPr>
-          <w:lang w:val="en_US" w:bidi="en_US"/>
-        </w:rPr>
-      </w:r>
-      <w:r>
-        <w:rPr>
-          <w:lang w:val="en_US" w:bidi="en_US"/>
-        </w:rPr>
-      </w:r>
-    </w:p>
-    <w:p>
-      <w:pPr/>
-      <w:r>
-        <w:rPr>
-          <w:lang w:val="en_US" w:bidi="en_US"/>
-        </w:rPr>
-      </w:r>
-    </w:p>
-    <w:p>
-      <w:pPr>
-        <w:pStyle w:val="Heading2"/>
-      </w:pPr>
-      <w:r>
-        <w:rPr>
-          <w:lang w:val="en_US" w:bidi="en_US"/>
-        </w:rPr>
-        <w:t>Fuller</w:t>
-      </w:r>
-      <w:r>
-        <w:rPr>
-          <w:lang w:val="en_US" w:bidi="en_US"/>
-        </w:rPr>
-      </w:r>
-    </w:p>
-    <w:p>
-      <w:pPr/>
-      <w:r>
-        <w:rPr>
-          <w:lang w:val="en_US" w:bidi="en_US"/>
-        </w:rPr>
-      </w:r>
-      <w:r>
-        <w:rPr>
-          <w:lang w:val="en_US" w:bidi="en_US"/>
-        </w:rPr>
-        <w:t>One who cleans, shrinks, thickens, or dyes cloth or newly shorn wool. It was the fuller’s job to prepare fibers used for weaving by cleansing them of oil and other impurities. The cleansing materials the fuller used were white clay, urine, and ashes of special plants. The fuller’s plant lay outside the town because of offensive odors and because space was needed for spreading the fibers to dry, as was the case of the Fuller’s Field outside Jerusalem in Isaiah’s day (</w:t>
-      </w:r>
-      <w:r>
-        <w:rPr>
-          <w:lang w:val="en_US" w:bidi="en_US"/>
-        </w:rPr>
-        <w:t>2 Kgs 18:17</w:t>
-      </w:r>
-      <w:r>
-        <w:rPr>
-          <w:lang w:val="en_US" w:bidi="en_US"/>
-        </w:rPr>
-        <w:t xml:space="preserve">; </w:t>
-      </w:r>
-      <w:r>
-        <w:rPr>
-          <w:lang w:val="en_US" w:bidi="en_US"/>
-        </w:rPr>
-        <w:t>Is 7:3</w:t>
-      </w:r>
-      <w:r>
-        <w:rPr>
-          <w:lang w:val="en_US" w:bidi="en_US"/>
-        </w:rPr>
-        <w:t xml:space="preserve">; </w:t>
-      </w:r>
-      <w:r>
-        <w:rPr>
-          <w:lang w:val="en_US" w:bidi="en_US"/>
-        </w:rPr>
-        <w:t>36:2</w:t>
-      </w:r>
-      <w:r>
-        <w:rPr>
-          <w:lang w:val="en_US" w:bidi="en_US"/>
-        </w:rPr>
-        <w:t>).</w:t>
       </w:r>
       <w:r>
         <w:rPr>
